--- a/итог_2/отчет.docx
+++ b/итог_2/отчет.docx
@@ -784,77 +784,6 @@
           <w14:ligatures w14:val="standardContextual"/>
         </w:rPr>
       </w:pPr>
-      <w:hyperlink w:anchor="_Toc227587543" w:history="1">
-        <w:r>
-          <w:rPr>
-            <w:rStyle w:val="ad"/>
-            <w:noProof/>
-          </w:rPr>
-          <w:t>задачей и применением CASE-средств (схема БД)</w:t>
-        </w:r>
-        <w:r>
-          <w:rPr>
-            <w:noProof/>
-            <w:webHidden/>
-          </w:rPr>
-          <w:tab/>
-        </w:r>
-        <w:r>
-          <w:rPr>
-            <w:noProof/>
-            <w:webHidden/>
-          </w:rPr>
-          <w:fldChar w:fldCharType="begin"/>
-        </w:r>
-        <w:r>
-          <w:rPr>
-            <w:noProof/>
-            <w:webHidden/>
-          </w:rPr>
-          <w:instrText xml:space="preserve"> PAGEREF _Toc227587543 \h </w:instrText>
-        </w:r>
-        <w:r>
-          <w:rPr>
-            <w:noProof/>
-            <w:webHidden/>
-          </w:rPr>
-        </w:r>
-        <w:r>
-          <w:rPr>
-            <w:noProof/>
-            <w:webHidden/>
-          </w:rPr>
-          <w:fldChar w:fldCharType="separate"/>
-        </w:r>
-        <w:r>
-          <w:rPr>
-            <w:noProof/>
-            <w:webHidden/>
-          </w:rPr>
-          <w:t>10</w:t>
-        </w:r>
-        <w:r>
-          <w:rPr>
-            <w:noProof/>
-            <w:webHidden/>
-          </w:rPr>
-          <w:fldChar w:fldCharType="end"/>
-        </w:r>
-      </w:hyperlink>
-    </w:p>
-    <w:p>
-      <w:pPr>
-        <w:pStyle w:val="13"/>
-        <w:tabs>
-          <w:tab w:val="right" w:leader="dot" w:pos="9345"/>
-        </w:tabs>
-        <w:rPr>
-          <w:rFonts w:asciiTheme="minorHAnsi" w:eastAsiaTheme="minorEastAsia" w:hAnsiTheme="minorHAnsi" w:cstheme="minorBidi"/>
-          <w:noProof/>
-          <w:kern w:val="2"/>
-          <w14:ligatures w14:val="standardContextual"/>
-        </w:rPr>
-      </w:pPr>
       <w:hyperlink w:anchor="_Toc227587544" w:history="1">
         <w:r>
           <w:rPr>
@@ -8294,38 +8223,6 @@
       </w:r>
     </w:p>
     <w:p>
-      <w:r>
-        <w:rPr>
-          <w:b/>
-          <w:bCs/>
-        </w:rPr>
-        <w:t>Рисунок 16</w:t>
-      </w:r>
-      <w:r>
-        <w:t xml:space="preserve"> – Категории пользователей и уровни доступа в системе «</w:t>
-      </w:r>
-      <w:proofErr w:type="spellStart"/>
-      <w:r>
-        <w:t>ХранительПРО</w:t>
-      </w:r>
-      <w:proofErr w:type="spellEnd"/>
-      <w:r>
-        <w:t>»</w:t>
-      </w:r>
-    </w:p>
-    <w:p>
-      <w:r>
-        <w:rPr>
-          <w:b/>
-          <w:bCs/>
-        </w:rPr>
-        <w:t>Рисунок 17</w:t>
-      </w:r>
-      <w:r>
-        <w:t xml:space="preserve"> – Иерархия уровней доступа пользователей</w:t>
-      </w:r>
-    </w:p>
-    <w:p>
       <w:pPr>
         <w:rPr>
           <w:b/>
@@ -8979,7 +8876,6 @@
         </w:numPr>
       </w:pPr>
       <w:r>
-        <w:lastRenderedPageBreak/>
         <w:t>Разрешение доступа на территорию (с системным звуковым сигналом и эмуляцией открытия турникета);</w:t>
       </w:r>
     </w:p>
@@ -9002,6 +8898,7 @@
         </w:numPr>
       </w:pPr>
       <w:r>
+        <w:lastRenderedPageBreak/>
         <w:t>Просмотр списка лиц, находящихся в данный момент на территории.</w:t>
       </w:r>
     </w:p>
@@ -9384,6 +9281,9 @@
         <w:jc w:val="center"/>
       </w:pPr>
       <w:r>
+        <w:rPr>
+          <w:noProof/>
+        </w:rPr>
         <w:drawing>
           <wp:inline distT="0" distB="0" distL="0" distR="0" wp14:anchorId="68419BEC" wp14:editId="0C7A363F">
             <wp:extent cx="5230090" cy="1279525"/>
@@ -9468,7 +9368,6 @@
           <w:b/>
           <w:bCs/>
         </w:rPr>
-        <w:lastRenderedPageBreak/>
         <w:t>Принцип наименьших привилегий</w:t>
       </w:r>
       <w:r>
@@ -9487,6 +9386,7 @@
           <w:b/>
           <w:bCs/>
         </w:rPr>
+        <w:lastRenderedPageBreak/>
         <w:t>Принцип разделения обязанностей (</w:t>
       </w:r>
       <w:proofErr w:type="spellStart"/>
@@ -9615,13 +9515,13 @@
       <w:pPr>
         <w:pStyle w:val="11"/>
       </w:pPr>
-      <w:bookmarkStart w:id="6" w:name="_Hlk227587088"/>
-      <w:bookmarkStart w:id="7" w:name="_Toc227587545"/>
+      <w:bookmarkStart w:id="6" w:name="_Toc227587545"/>
+      <w:bookmarkStart w:id="7" w:name="_Hlk227587088"/>
       <w:r>
         <w:lastRenderedPageBreak/>
         <w:t>Разработка модулей программы.</w:t>
       </w:r>
-      <w:bookmarkEnd w:id="7"/>
+      <w:bookmarkEnd w:id="6"/>
     </w:p>
     <w:p>
       <w:pPr>
@@ -9687,23 +9587,25 @@
     <w:tbl>
       <w:tblPr>
         <w:tblStyle w:val="af"/>
-        <w:tblW w:w="11281" w:type="dxa"/>
+        <w:tblW w:w="10891" w:type="dxa"/>
+        <w:tblInd w:w="-1003" w:type="dxa"/>
         <w:tblLook w:val="04A0" w:firstRow="1" w:lastRow="0" w:firstColumn="1" w:lastColumn="0" w:noHBand="0" w:noVBand="1"/>
       </w:tblPr>
       <w:tblGrid>
-        <w:gridCol w:w="636"/>
-        <w:gridCol w:w="2875"/>
-        <w:gridCol w:w="7770"/>
+        <w:gridCol w:w="445"/>
+        <w:gridCol w:w="2821"/>
+        <w:gridCol w:w="7625"/>
       </w:tblGrid>
       <w:tr>
         <w:tc>
           <w:tcPr>
-            <w:tcW w:w="0" w:type="auto"/>
+            <w:tcW w:w="246" w:type="dxa"/>
             <w:hideMark/>
           </w:tcPr>
           <w:p>
             <w:pPr>
               <w:spacing w:after="160" w:line="278" w:lineRule="auto"/>
+              <w:jc w:val="center"/>
             </w:pPr>
             <w:r>
               <w:t>№</w:t>
@@ -9718,6 +9620,7 @@
           <w:p>
             <w:pPr>
               <w:spacing w:after="160" w:line="278" w:lineRule="auto"/>
+              <w:jc w:val="center"/>
             </w:pPr>
             <w:r>
               <w:t>Функция</w:t>
@@ -9732,6 +9635,7 @@
           <w:p>
             <w:pPr>
               <w:spacing w:after="160" w:line="278" w:lineRule="auto"/>
+              <w:jc w:val="center"/>
             </w:pPr>
             <w:r>
               <w:t>Описание</w:t>
@@ -9742,12 +9646,13 @@
       <w:tr>
         <w:tc>
           <w:tcPr>
-            <w:tcW w:w="0" w:type="auto"/>
+            <w:tcW w:w="246" w:type="dxa"/>
             <w:hideMark/>
           </w:tcPr>
           <w:p>
             <w:pPr>
               <w:spacing w:after="160" w:line="278" w:lineRule="auto"/>
+              <w:jc w:val="center"/>
             </w:pPr>
             <w:r>
               <w:t>1</w:t>
@@ -9762,6 +9667,7 @@
           <w:p>
             <w:pPr>
               <w:spacing w:after="160" w:line="278" w:lineRule="auto"/>
+              <w:jc w:val="center"/>
             </w:pPr>
             <w:r>
               <w:t>Регистрация</w:t>
@@ -9776,6 +9682,7 @@
           <w:p>
             <w:pPr>
               <w:spacing w:after="160" w:line="278" w:lineRule="auto"/>
+              <w:jc w:val="center"/>
             </w:pPr>
             <w:r>
               <w:t xml:space="preserve">Создание учётной записи по </w:t>
@@ -9794,12 +9701,13 @@
       <w:tr>
         <w:tc>
           <w:tcPr>
-            <w:tcW w:w="0" w:type="auto"/>
+            <w:tcW w:w="246" w:type="dxa"/>
             <w:hideMark/>
           </w:tcPr>
           <w:p>
             <w:pPr>
               <w:spacing w:after="160" w:line="278" w:lineRule="auto"/>
+              <w:jc w:val="center"/>
             </w:pPr>
             <w:r>
               <w:t>2</w:t>
@@ -9814,6 +9722,7 @@
           <w:p>
             <w:pPr>
               <w:spacing w:after="160" w:line="278" w:lineRule="auto"/>
+              <w:jc w:val="center"/>
             </w:pPr>
             <w:r>
               <w:t>Авторизация</w:t>
@@ -9828,6 +9737,7 @@
           <w:p>
             <w:pPr>
               <w:spacing w:after="160" w:line="278" w:lineRule="auto"/>
+              <w:jc w:val="center"/>
             </w:pPr>
             <w:r>
               <w:t xml:space="preserve">Вход в систему по </w:t>
@@ -9846,12 +9756,13 @@
       <w:tr>
         <w:tc>
           <w:tcPr>
-            <w:tcW w:w="0" w:type="auto"/>
+            <w:tcW w:w="246" w:type="dxa"/>
             <w:hideMark/>
           </w:tcPr>
           <w:p>
             <w:pPr>
               <w:spacing w:after="160" w:line="278" w:lineRule="auto"/>
+              <w:jc w:val="center"/>
             </w:pPr>
             <w:r>
               <w:t>3</w:t>
@@ -9866,6 +9777,7 @@
           <w:p>
             <w:pPr>
               <w:spacing w:after="160" w:line="278" w:lineRule="auto"/>
+              <w:jc w:val="center"/>
             </w:pPr>
             <w:r>
               <w:t>Личная заявка</w:t>
@@ -9880,6 +9792,7 @@
           <w:p>
             <w:pPr>
               <w:spacing w:after="160" w:line="278" w:lineRule="auto"/>
+              <w:jc w:val="center"/>
             </w:pPr>
             <w:r>
               <w:t>Оформление индивидуального пропуска</w:t>
@@ -9890,12 +9803,13 @@
       <w:tr>
         <w:tc>
           <w:tcPr>
-            <w:tcW w:w="0" w:type="auto"/>
+            <w:tcW w:w="246" w:type="dxa"/>
             <w:hideMark/>
           </w:tcPr>
           <w:p>
             <w:pPr>
               <w:spacing w:after="160" w:line="278" w:lineRule="auto"/>
+              <w:jc w:val="center"/>
             </w:pPr>
             <w:r>
               <w:t>4</w:t>
@@ -9910,6 +9824,7 @@
           <w:p>
             <w:pPr>
               <w:spacing w:after="160" w:line="278" w:lineRule="auto"/>
+              <w:jc w:val="center"/>
             </w:pPr>
             <w:r>
               <w:t>Групповая заявка</w:t>
@@ -9924,6 +9839,7 @@
           <w:p>
             <w:pPr>
               <w:spacing w:after="160" w:line="278" w:lineRule="auto"/>
+              <w:jc w:val="center"/>
             </w:pPr>
             <w:r>
               <w:t>Оформление экскурсионной группы (от 5 человек)</w:t>
@@ -9934,12 +9850,13 @@
       <w:tr>
         <w:tc>
           <w:tcPr>
-            <w:tcW w:w="0" w:type="auto"/>
+            <w:tcW w:w="246" w:type="dxa"/>
             <w:hideMark/>
           </w:tcPr>
           <w:p>
             <w:pPr>
               <w:spacing w:after="160" w:line="278" w:lineRule="auto"/>
+              <w:jc w:val="center"/>
             </w:pPr>
             <w:r>
               <w:t>5</w:t>
@@ -9954,6 +9871,7 @@
           <w:p>
             <w:pPr>
               <w:spacing w:after="160" w:line="278" w:lineRule="auto"/>
+              <w:jc w:val="center"/>
             </w:pPr>
             <w:r>
               <w:t>Просмотр заявок</w:t>
@@ -9968,6 +9886,7 @@
           <w:p>
             <w:pPr>
               <w:spacing w:after="160" w:line="278" w:lineRule="auto"/>
+              <w:jc w:val="center"/>
             </w:pPr>
             <w:r>
               <w:t>Отслеживание статуса поданных заявок</w:t>
@@ -9978,12 +9897,13 @@
       <w:tr>
         <w:tc>
           <w:tcPr>
-            <w:tcW w:w="0" w:type="auto"/>
+            <w:tcW w:w="246" w:type="dxa"/>
             <w:hideMark/>
           </w:tcPr>
           <w:p>
             <w:pPr>
               <w:spacing w:after="160" w:line="278" w:lineRule="auto"/>
+              <w:jc w:val="center"/>
             </w:pPr>
             <w:r>
               <w:t>6</w:t>
@@ -9998,6 +9918,7 @@
           <w:p>
             <w:pPr>
               <w:spacing w:after="160" w:line="278" w:lineRule="auto"/>
+              <w:jc w:val="center"/>
             </w:pPr>
             <w:r>
               <w:t>Уведомления</w:t>
@@ -10012,6 +9933,7 @@
           <w:p>
             <w:pPr>
               <w:spacing w:after="160" w:line="278" w:lineRule="auto"/>
+              <w:jc w:val="center"/>
             </w:pPr>
             <w:r>
               <w:t>Получение оповещений об изменении статуса</w:t>
@@ -10023,27 +9945,36 @@
     <w:p>
       <w:pPr>
         <w:spacing w:after="160" w:line="278" w:lineRule="auto"/>
+        <w:jc w:val="center"/>
+      </w:pPr>
+      <w:r>
+        <w:t>Рисунок 22 Функциональные возможности</w:t>
+      </w:r>
+    </w:p>
+    <w:p>
+      <w:pPr>
+        <w:spacing w:after="160" w:line="278" w:lineRule="auto"/>
         <w:rPr>
           <w:b/>
           <w:bCs/>
         </w:rPr>
       </w:pPr>
-      <w:r>
+    </w:p>
+    <w:p>
+      <w:pPr>
+        <w:spacing w:after="160" w:line="278" w:lineRule="auto"/>
         <w:rPr>
           <w:b/>
           <w:bCs/>
         </w:rPr>
-        <w:t>Рисунок 22 Функциональные возможности</w:t>
-      </w:r>
-    </w:p>
-    <w:p>
-      <w:pPr>
-        <w:spacing w:after="160" w:line="278" w:lineRule="auto"/>
+      </w:pPr>
+      <w:r>
         <w:rPr>
           <w:b/>
           <w:bCs/>
         </w:rPr>
-      </w:pPr>
+        <w:t>2.3. Экраны (формы)</w:t>
+      </w:r>
     </w:p>
     <w:p>
       <w:pPr>
@@ -10057,22 +9988,7 @@
         <w:rPr>
           <w:b/>
           <w:bCs/>
-        </w:rPr>
-        <w:t>2.3. Экраны (формы)</w:t>
-      </w:r>
-    </w:p>
-    <w:p>
-      <w:pPr>
-        <w:spacing w:after="160" w:line="278" w:lineRule="auto"/>
-        <w:rPr>
-          <w:b/>
-          <w:bCs/>
-        </w:rPr>
-      </w:pPr>
-      <w:r>
-        <w:rPr>
-          <w:b/>
-          <w:bCs/>
+          <w:noProof/>
         </w:rPr>
         <w:drawing>
           <wp:inline distT="0" distB="0" distL="0" distR="0" wp14:anchorId="16C0583F" wp14:editId="11CB35E6">
@@ -10178,6 +10094,9 @@
         <w:spacing w:after="160" w:line="278" w:lineRule="auto"/>
       </w:pPr>
       <w:r>
+        <w:rPr>
+          <w:noProof/>
+        </w:rPr>
         <w:drawing>
           <wp:inline distT="0" distB="0" distL="0" distR="0" wp14:anchorId="41610E9F" wp14:editId="437AC1F4">
             <wp:extent cx="4128555" cy="3709605"/>
@@ -10309,6 +10228,7 @@
         <w:rPr>
           <w:b/>
           <w:bCs/>
+          <w:noProof/>
         </w:rPr>
         <w:lastRenderedPageBreak/>
         <w:drawing>
@@ -10441,11 +10361,13 @@
     <w:p>
       <w:pPr>
         <w:spacing w:after="160" w:line="278" w:lineRule="auto"/>
+        <w:jc w:val="center"/>
       </w:pPr>
       <w:r>
         <w:rPr>
           <w:b/>
           <w:bCs/>
+          <w:noProof/>
         </w:rPr>
         <w:drawing>
           <wp:inline distT="0" distB="0" distL="0" distR="0" wp14:anchorId="37C27926" wp14:editId="3AAE7375">
@@ -10492,6 +10414,7 @@
     <w:p>
       <w:pPr>
         <w:spacing w:after="160" w:line="278" w:lineRule="auto"/>
+        <w:jc w:val="center"/>
       </w:pPr>
       <w:r>
         <w:t>Рисунок 26 главное окно после входа</w:t>
@@ -10567,6 +10490,9 @@
         <w:spacing w:after="160" w:line="278" w:lineRule="auto"/>
       </w:pPr>
       <w:r>
+        <w:rPr>
+          <w:noProof/>
+        </w:rPr>
         <w:drawing>
           <wp:inline distT="0" distB="0" distL="0" distR="0" wp14:anchorId="51902260" wp14:editId="218392AC">
             <wp:extent cx="4403333" cy="4160520"/>
@@ -10731,6 +10657,9 @@
         <w:spacing w:after="160" w:line="278" w:lineRule="auto"/>
       </w:pPr>
       <w:r>
+        <w:rPr>
+          <w:noProof/>
+        </w:rPr>
         <w:lastRenderedPageBreak/>
         <w:drawing>
           <wp:inline distT="0" distB="0" distL="0" distR="0" wp14:anchorId="4F9E8323" wp14:editId="36D67200">
@@ -11154,6 +11083,9 @@
         <w:spacing w:after="160" w:line="278" w:lineRule="auto"/>
       </w:pPr>
       <w:r>
+        <w:rPr>
+          <w:noProof/>
+        </w:rPr>
         <w:drawing>
           <wp:inline distT="0" distB="0" distL="0" distR="0" wp14:anchorId="663A3A39" wp14:editId="62D88D2C">
             <wp:extent cx="5068007" cy="3867690"/>
@@ -11242,6 +11174,9 @@
         <w:spacing w:after="160" w:line="278" w:lineRule="auto"/>
       </w:pPr>
       <w:r>
+        <w:rPr>
+          <w:noProof/>
+        </w:rPr>
         <w:drawing>
           <wp:inline distT="0" distB="0" distL="0" distR="0" wp14:anchorId="28ACC37A" wp14:editId="06D3E7C8">
             <wp:extent cx="5829300" cy="3086195"/>
@@ -13961,7 +13896,7 @@
       </w:r>
       <w:proofErr w:type="spellEnd"/>
     </w:p>
-    <w:bookmarkEnd w:id="6"/>
+    <w:bookmarkEnd w:id="7"/>
     <w:p>
       <w:pPr>
         <w:spacing w:after="160" w:line="278" w:lineRule="auto"/>
@@ -23101,6 +23036,7 @@
   <w:style w:type="character" w:default="1" w:styleId="a0">
     <w:name w:val="Default Paragraph Font"/>
     <w:uiPriority w:val="1"/>
+    <w:semiHidden/>
     <w:unhideWhenUsed/>
   </w:style>
   <w:style w:type="table" w:default="1" w:styleId="a1">
